--- a/var_manuscript_cise_r1.docx
+++ b/var_manuscript_cise_r1.docx
@@ -2985,7 +2985,7 @@
     </w:p>
     <w:p>
       <w:pPr>
-        <w:pStyle w:val="FirstParagraph"/>
+        <w:pStyle w:val="ChangedPara"/>
       </w:pPr>
       <w:r>
         <w:rPr>
@@ -2998,12 +2998,12 @@
         <w:t xml:space="preserve"> </w:t>
       </w:r>
       <w:r>
-        <w:t xml:space="preserve">Conceptualization, B.K.; Methodology, B.K. and H.R.; Software, B.K.; Investigation, H.R.; Data curation, H.R.; Formal analysis, H.R.; Writing – original draft, B.K.; Writing – review &amp; editing, B.K. and H.R.</w:t>
-      </w:r>
-    </w:p>
-    <w:p>
-      <w:pPr>
-        <w:pStyle w:val="BodyText"/>
+        <w:t xml:space="preserve">Conceptualization, B.K.; Methodology, B.K. and H.R.; Software, B.K.; Investigation, H.R.; Data curation, H.R.; Formal analysis, H.R.; Writing, original draft, B.K.; Writing, review and editing, B.K. and H.R.</w:t>
+      </w:r>
+    </w:p>
+    <w:p>
+      <w:pPr>
+        <w:pStyle w:val="ChangedPara"/>
       </w:pPr>
       <w:r>
         <w:rPr>
